--- a/acts-sermons/docx/55_2027-10-31_성령을받았느냐_행19장1-10절.docx
+++ b/acts-sermons/docx/55_2027-10-31_성령을받았느냐_행19장1-10절.docx
@@ -699,46 +699,33 @@
           <w:sz w:val="24"/>
           <w:szCs w:val="24"/>
         </w:rPr>
-        <w:t xml:space="preserve">에스겔 37장에서 하나님의 영은 선지자 에스겔을 한 골짜기로 데려가셨습니다. 그 골짜기에는 뼈가 가득했고, 그 뼈들은 아주 말라 있었습니다. 하나님께서 물으셨습니다. “인자야 이 뼈들이 능히 살 수 있겠느냐.” 에스겔은 대답했습니다. “주 여호와여 주께서 아시나이다.”</w:t>
-      </w:r>
-    </w:p>
-    <w:p>
-      <w:pPr>
-        <w:spacing w:after="160" w:line="360"/>
-      </w:pPr>
-      <w:r>
-        <w:rPr>
-          <w:rFonts w:ascii="맑은 고딕" w:cs="맑은 고딕" w:eastAsia="맑은 고딕" w:hAnsi="맑은 고딕"/>
-          <w:sz w:val="24"/>
-          <w:szCs w:val="24"/>
-        </w:rPr>
-        <w:t xml:space="preserve">하나님은 에스겔에게 그 뼈들에게 대언하라고 명하셨습니다. 그가 말씀을 대언하자 소리가 나고 뼈들이 서로 연결되었습니다. 힘줄이 생기고 살이 오르고 가죽이 덮였습니다. 그러나 “그 속에 생기는 없더라”(겔 37:8). 겉모양은 사람이었지만 생명이 없었습니다.</w:t>
-      </w:r>
-    </w:p>
-    <w:p>
-      <w:pPr>
-        <w:spacing w:after="160" w:line="360"/>
-      </w:pPr>
-      <w:r>
-        <w:rPr>
-          <w:rFonts w:ascii="맑은 고딕" w:cs="맑은 고딕" w:eastAsia="맑은 고딕" w:hAnsi="맑은 고딕"/>
-          <w:sz w:val="24"/>
-          <w:szCs w:val="24"/>
-        </w:rPr>
-        <w:t xml:space="preserve">그러자 하나님은 다시 생기를 향해 대언하라고 하셨습니다. 에스겔이 명령대로 대언하자 생기가 그들에게 들어가 그들이 곧 살아나서 일어나 서는데 극히 큰 군대였습니다(겔 37:10). 그리고 하나님은 약속하셨습니다. “내가 또 내 영을 너희 속에 두어 너희가 살아나게 하고”(겔 37:14).</w:t>
-      </w:r>
-    </w:p>
-    <w:p>
-      <w:pPr>
-        <w:spacing w:after="160" w:line="360"/>
-      </w:pPr>
-      <w:r>
-        <w:rPr>
-          <w:rFonts w:ascii="맑은 고딕" w:cs="맑은 고딕" w:eastAsia="맑은 고딕" w:hAnsi="맑은 고딕"/>
-          <w:sz w:val="24"/>
-          <w:szCs w:val="24"/>
-        </w:rPr>
-        <w:t xml:space="preserve">에베소의 열두 사람은 마치 뼈와 살은 갖추었지만 생기가 없던 몸과 같았습니다. 종교적 형식은 있었지만 생명이 없었습니다. 그러나 그리스도의 복음이 선포되자 성령께서 생명을 주셨습니다. 말씀과 성령은 언제나 함께 일하십니다.</w:t>
+        <w:t xml:space="preserve">에스겔 47장에서 하나님은 선지자 에스겔에게 한 환상을 보여 주셨습니다. 성전 문지방 밑에서 물이 나와 동쪽으로 흐르고 있었습니다. 처음에는 발목에 오르는 물이었습니다. 천 척을 더 가자 무릎에 오르고, 또 천 척을 가자 허리에 올랐습니다. 마침내 그 물은 헤엄칠 만한 물, 건너지 못할 강이 되었습니다.</w:t>
+      </w:r>
+    </w:p>
+    <w:p>
+      <w:pPr>
+        <w:spacing w:after="160" w:line="360"/>
+      </w:pPr>
+      <w:r>
+        <w:rPr>
+          <w:rFonts w:ascii="맑은 고딕" w:cs="맑은 고딕" w:eastAsia="맑은 고딕" w:hAnsi="맑은 고딕"/>
+          <w:sz w:val="24"/>
+          <w:szCs w:val="24"/>
+        </w:rPr>
+        <w:t xml:space="preserve">그 강물은 동쪽 아라바로 내려가 바다에 이르렀습니다. 흔히 사해로 이해되는, 생물이 살 수 없는 바다였습니다. 그런데 그 물이 이르자 바닷물이 되살아났습니다. 성경은 이 강물이 이르는 곳마다 모든 생물이 살고 고기가 심히 많으리라고 말합니다(겔 47:9). 강 좌우에는 과실나무가 자라 달마다 새 열매를 맺고, 그 잎은 약 재료가 되었습니다(겔 47:12).</w:t>
+      </w:r>
+    </w:p>
+    <w:p>
+      <w:pPr>
+        <w:spacing w:after="160" w:line="360"/>
+      </w:pPr>
+      <w:r>
+        <w:rPr>
+          <w:rFonts w:ascii="맑은 고딕" w:cs="맑은 고딕" w:eastAsia="맑은 고딕" w:hAnsi="맑은 고딕"/>
+          <w:sz w:val="24"/>
+          <w:szCs w:val="24"/>
+        </w:rPr>
+        <w:t xml:space="preserve">예수님은 명절 끝날에 서서 외치셨습니다. 나를 믿는 자는 성경에 이름과 같이 그 배에서 생수의 강이 흘러나오리라. 요한은 이것이 예수님을 믿는 자들이 받을 성령을 가리켜 하신 말씀이라고 설명합니다(요 7:38-39). 성전에서 흘러나오는 생명의 강은 참 성전이신 그리스도를 믿는 자에게 부어지는 성령을 가리킵니다. 에베소의 열두 사람은 종교적 형식은 있었지만 생명의 강을 알지 못했습니다. 그러나 예수 그리스도의 이름으로 세례를 받고 그분과 연합하자 성령께서 임하셨습니다. 그리스도께 연결된 곳마다 성령의 생명이 흐릅니다.</w:t>
       </w:r>
     </w:p>
     <w:p>

--- a/acts-sermons/docx/55_2027-10-31_성령을받았느냐_행19장1-10절.docx
+++ b/acts-sermons/docx/55_2027-10-31_성령을받았느냐_행19장1-10절.docx
@@ -840,20 +840,20 @@
           <w:sz w:val="24"/>
           <w:szCs w:val="24"/>
         </w:rPr>
-        <w:t xml:space="preserve">사랑하는 성도 여러분, 예수 그리스도를 주와 구주로 믿는다면 여러분은 이미 성령을 받은 사람입니다. 이것은 여러분의 체험이나 감정의 크기에 달린 것이 아니라 하나님의 약속에 근거합니다. “너희가 회개하여 각각 예수 그리스도의 이름으로 세례를 받고 죄 사함을 받으라 그리하면 성령의 선물을 받으리니”(행 2:38).</w:t>
-      </w:r>
-    </w:p>
-    <w:p>
-      <w:pPr>
-        <w:spacing w:after="160" w:line="360"/>
-      </w:pPr>
-      <w:r>
-        <w:rPr>
-          <w:rFonts w:ascii="맑은 고딕" w:cs="맑은 고딕" w:eastAsia="맑은 고딕" w:hAnsi="맑은 고딕"/>
-          <w:sz w:val="24"/>
-          <w:szCs w:val="24"/>
-        </w:rPr>
-        <w:t xml:space="preserve">그러므로 ‘나는 아직 성령을 못 받았다’는 불안 속에 살지 마십시오. 대신 이미 받은 성령께 순종하며 사십시오. 바울은 “성령을 근심하게 하지 말라”(엡 4:30), “성령의 충만을 받으라”(엡 5:18)고 권면합니다. 성령 충만은 특별한 현상을 좇는 것이 아니라, 말씀에 순종하며 성령의 다스림을 받는 삶입니다.</w:t>
+        <w:t xml:space="preserve">사랑하는 성도 여러분, 예수 그리스도를 주와 구주로 믿는다면 여러분은 이미 성령을 받은 사람입니다. 이것은 여러분의 체험이나 감정의 크기에 달린 것이 아니라 하나님의 약속에 근거합니다. “너희가 회개하여 각각 예수 그리스도의 이름으로 세례를 받고 죄 사함을 받으라 그리하면 성령을 선물로 받으리니”(행 2:38).</w:t>
+      </w:r>
+    </w:p>
+    <w:p>
+      <w:pPr>
+        <w:spacing w:after="160" w:line="360"/>
+      </w:pPr>
+      <w:r>
+        <w:rPr>
+          <w:rFonts w:ascii="맑은 고딕" w:cs="맑은 고딕" w:eastAsia="맑은 고딕" w:hAnsi="맑은 고딕"/>
+          <w:sz w:val="24"/>
+          <w:szCs w:val="24"/>
+        </w:rPr>
+        <w:t xml:space="preserve">그러므로 ‘나는 아직 성령을 못 받았다’는 불안 속에 살지 마십시오. 대신 이미 받은 성령께 순종하며 사십시오. 바울은 “하나님의 성령을 근심하게 하지 말라”(엡 4:30), “성령의 충만을 받으라”(엡 5:18)고 권면합니다. 성령 충만은 특별한 현상을 좇는 것이 아니라, 말씀에 순종하며 성령의 다스림을 받는 삶입니다.</w:t>
       </w:r>
     </w:p>
     <w:p>
